--- a/Phieu_Hoc_Tap_EF_Core.docx
+++ b/Phieu_Hoc_Tap_EF_Core.docx
@@ -4872,9 +4872,41 @@
     </w:p>
     <w:p>
       <w:r>
-        <w:pict w14:anchorId="25FDBFD9">
-          <v:rect id="_x0000_i1042" style="width:0;height:1.5pt" o:hralign="center" o:hrstd="t" o:hr="t" fillcolor="#a0a0a0" stroked="f"/>
-        </w:pict>
+        <w:drawing>
+          <wp:inline distT="0" distB="0" distL="0" distR="0" wp14:anchorId="46C04BD9" wp14:editId="209F6019">
+            <wp:extent cx="5943600" cy="2036445"/>
+            <wp:effectExtent l="0" t="0" r="0" b="1905"/>
+            <wp:docPr id="2032973774" name="Hình ảnh 1"/>
+            <wp:cNvGraphicFramePr>
+              <a:graphicFrameLocks xmlns:a="http://schemas.openxmlformats.org/drawingml/2006/main" noChangeAspect="1"/>
+            </wp:cNvGraphicFramePr>
+            <a:graphic xmlns:a="http://schemas.openxmlformats.org/drawingml/2006/main">
+              <a:graphicData uri="http://schemas.openxmlformats.org/drawingml/2006/picture">
+                <pic:pic xmlns:pic="http://schemas.openxmlformats.org/drawingml/2006/picture">
+                  <pic:nvPicPr>
+                    <pic:cNvPr id="2032973774" name=""/>
+                    <pic:cNvPicPr/>
+                  </pic:nvPicPr>
+                  <pic:blipFill>
+                    <a:blip r:embed="rId5"/>
+                    <a:stretch>
+                      <a:fillRect/>
+                    </a:stretch>
+                  </pic:blipFill>
+                  <pic:spPr>
+                    <a:xfrm>
+                      <a:off x="0" y="0"/>
+                      <a:ext cx="5943600" cy="2036445"/>
+                    </a:xfrm>
+                    <a:prstGeom prst="rect">
+                      <a:avLst/>
+                    </a:prstGeom>
+                  </pic:spPr>
+                </pic:pic>
+              </a:graphicData>
+            </a:graphic>
+          </wp:inline>
+        </w:drawing>
       </w:r>
     </w:p>
     <w:p>
@@ -4919,11 +4951,6 @@
           <w:numId w:val="8"/>
         </w:numPr>
       </w:pPr>
-      <w:r>
-        <w:pict w14:anchorId="12B5A2F4">
-          <v:rect id="_x0000_i1043" style="width:0;height:1.5pt" o:hralign="center" o:hrstd="t" o:hr="t" fillcolor="#a0a0a0" stroked="f"/>
-        </w:pict>
-      </w:r>
     </w:p>
     <w:p>
       <w:pPr>
@@ -4932,11 +4959,6 @@
           <w:numId w:val="8"/>
         </w:numPr>
       </w:pPr>
-      <w:r>
-        <w:pict w14:anchorId="5D392A2E">
-          <v:rect id="_x0000_i1044" style="width:0;height:1.5pt" o:hralign="center" o:hrstd="t" o:hr="t" fillcolor="#a0a0a0" stroked="f"/>
-        </w:pict>
-      </w:r>
     </w:p>
     <w:p>
       <w:pPr>
@@ -4945,11 +4967,6 @@
           <w:numId w:val="8"/>
         </w:numPr>
       </w:pPr>
-      <w:r>
-        <w:pict w14:anchorId="751401BF">
-          <v:rect id="_x0000_i1045" style="width:0;height:1.5pt" o:hralign="center" o:hrstd="t" o:hr="t" fillcolor="#a0a0a0" stroked="f"/>
-        </w:pict>
-      </w:r>
     </w:p>
     <w:p>
       <w:pPr>
@@ -5609,6 +5626,7 @@
     </w:p>
     <w:p>
       <w:r>
+        <w:lastRenderedPageBreak/>
         <w:pict w14:anchorId="3F08573A">
           <v:rect id="_x0000_i1051" style="width:0;height:1.5pt" o:hralign="center" o:hrstd="t" o:hr="t" fillcolor="#a0a0a0" stroked="f"/>
         </w:pict>
@@ -6022,6 +6040,7 @@
         <w:rPr>
           <w:rFonts w:ascii="Arial Unicode MS" w:eastAsia="Arial Unicode MS" w:hAnsi="Arial Unicode MS" w:cs="Arial Unicode MS"/>
         </w:rPr>
+        <w:lastRenderedPageBreak/>
         <w:t>// Nếu có 100 sản phẩm → 1 query lấy products + 100 queries lấy category = 101 queries total!</w:t>
       </w:r>
     </w:p>
@@ -7936,6 +7955,7 @@
           <w:b/>
           <w:bCs/>
         </w:rPr>
+        <w:lastRenderedPageBreak/>
         <w:t>Đăng ký ProductService trong Program.cs:</w:t>
       </w:r>
     </w:p>
@@ -8008,7 +8028,6 @@
           <w:b/>
           <w:bCs/>
         </w:rPr>
-        <w:lastRenderedPageBreak/>
         <w:t>4. Kiểm tra kết quả (Optional - Dùng Postman/Thunder Client)</w:t>
       </w:r>
     </w:p>
@@ -8400,6 +8419,7 @@
     </w:p>
     <w:p>
       <w:r>
+        <w:lastRenderedPageBreak/>
         <w:pict w14:anchorId="15CAB4C2">
           <v:rect id="_x0000_i1070" style="width:0;height:1.5pt" o:hralign="center" o:hrstd="t" o:hr="t" fillcolor="#a0a0a0" stroked="f"/>
         </w:pict>
@@ -8664,7 +8684,6 @@
                 <w:b/>
                 <w:bCs/>
               </w:rPr>
-              <w:lastRenderedPageBreak/>
               <w:t>Khả năng mạnh mẽ</w:t>
             </w:r>
           </w:p>
@@ -9038,6 +9057,7 @@
     </w:p>
     <w:p>
       <w:r>
+        <w:lastRenderedPageBreak/>
         <w:t xml:space="preserve">    // TODO: Thêm CreatedAt property với annotation thích hợp</w:t>
       </w:r>
     </w:p>
@@ -9465,7 +9485,6 @@
     </w:p>
     <w:p>
       <w:r>
-        <w:lastRenderedPageBreak/>
         <w:t xml:space="preserve">    </w:t>
       </w:r>
     </w:p>
@@ -9786,6 +9805,7 @@
     </w:p>
     <w:p>
       <w:r>
+        <w:lastRenderedPageBreak/>
         <w:t xml:space="preserve">        entity.ToTable("Products");</w:t>
       </w:r>
     </w:p>
@@ -10226,7 +10246,6 @@
     </w:p>
     <w:p>
       <w:r>
-        <w:lastRenderedPageBreak/>
         <w:pict w14:anchorId="7CFA4673">
           <v:rect id="_x0000_i1074" style="width:0;height:1.5pt" o:hralign="center" o:hrstd="t" o:hr="t" fillcolor="#a0a0a0" stroked="f"/>
         </w:pict>
@@ -10666,7 +10685,6 @@
         <w:rPr>
           <w:rFonts w:ascii="Arial Unicode MS" w:eastAsia="Arial Unicode MS" w:hAnsi="Arial Unicode MS" w:cs="Arial Unicode MS"/>
         </w:rPr>
-        <w:lastRenderedPageBreak/>
         <w:t>A. Không dùng Include → mỗi navigation property access = 1 query</w:t>
       </w:r>
     </w:p>
@@ -11047,6 +11065,7 @@
           <w:b/>
           <w:bCs/>
         </w:rPr>
+        <w:lastRenderedPageBreak/>
         <w:t>A</w:t>
       </w:r>
       <w:r>
@@ -11138,7 +11157,6 @@
     </w:p>
     <w:p>
       <w:r>
-        <w:lastRenderedPageBreak/>
         <w:pict w14:anchorId="3F8D693E">
           <v:rect id="_x0000_i1080" style="width:0;height:1.5pt" o:hralign="center" o:hrstd="t" o:hr="t" fillcolor="#a0a0a0" stroked="f"/>
         </w:pict>
@@ -11458,6 +11476,7 @@
           <w:b/>
           <w:bCs/>
         </w:rPr>
+        <w:lastRenderedPageBreak/>
         <w:t>Chữ ký sinh viên:</w:t>
       </w:r>
       <w:r>
